--- a/Templates/Уведомление 2.docx
+++ b/Templates/Уведомление 2.docx
@@ -139,7 +139,7 @@
           <w:noProof/>
         </w:rPr>
         <w:drawing>
-          <wp:anchor distT="0" distB="0" distL="114300" distR="114300" simplePos="0" relativeHeight="251657728" behindDoc="1" locked="0" layoutInCell="1" allowOverlap="1" wp14:anchorId="5A227BBA" wp14:editId="7FA4EA31">
+          <wp:anchor distT="0" distB="0" distL="114300" distR="114300" simplePos="0" relativeHeight="251657728" behindDoc="1" locked="0" layoutInCell="1" allowOverlap="1" wp14:anchorId="5A227BBA" wp14:editId="5686AE79">
             <wp:simplePos x="0" y="0"/>
             <wp:positionH relativeFrom="column">
               <wp:posOffset>180340</wp:posOffset>
@@ -3226,7 +3226,16 @@
           <w:u w:val="single"/>
           <w:lang w:eastAsia="ru-RU"/>
         </w:rPr>
-        <w:t xml:space="preserve">Степанюк Геннадий Иванович </w:t>
+        <w:t>Логачев Юрий Николаевич</w:t>
+      </w:r>
+      <w:r>
+        <w:rPr>
+          <w:sz w:val="20"/>
+          <w:szCs w:val="20"/>
+          <w:u w:val="single"/>
+          <w:lang w:eastAsia="ru-RU"/>
+        </w:rPr>
+        <w:t xml:space="preserve"> </w:t>
       </w:r>
       <w:r>
         <w:rPr>
@@ -3285,9 +3294,10 @@
         <w:ind w:firstLine="0"/>
         <w:jc w:val="left"/>
         <w:rPr>
-          <w:sz w:val="18"/>
-          <w:szCs w:val="18"/>
-          <w:u w:val="single"/>
+          <w:sz w:val="20"/>
+          <w:szCs w:val="20"/>
+          <w:u w:val="single"/>
+          <w:lang w:eastAsia="ru-RU"/>
         </w:rPr>
       </w:pPr>
       <w:r>
@@ -3324,139 +3334,52 @@
           <w:u w:val="single"/>
           <w:lang w:eastAsia="ru-RU"/>
         </w:rPr>
-        <w:t>611937</w:t>
-      </w:r>
-      <w:r>
-        <w:rPr>
-          <w:sz w:val="20"/>
-          <w:szCs w:val="20"/>
-          <w:u w:val="single"/>
-          <w:lang w:eastAsia="ru-RU"/>
-        </w:rPr>
-        <w:t xml:space="preserve">, выдан </w:t>
-      </w:r>
-      <w:r>
-        <w:rPr>
-          <w:sz w:val="18"/>
-          <w:szCs w:val="18"/>
-          <w:u w:val="single"/>
-        </w:rPr>
-        <w:t>ОТДЕЛОМ УФМС РОССИИ ПО</w:t>
-      </w:r>
-      <w:r>
-        <w:rPr>
-          <w:sz w:val="18"/>
-          <w:szCs w:val="18"/>
-          <w:u w:val="single"/>
+        <w:t>03 16 512464</w:t>
+      </w:r>
+      <w:r>
+        <w:rPr>
+          <w:sz w:val="20"/>
+          <w:szCs w:val="20"/>
+          <w:u w:val="single"/>
+          <w:lang w:eastAsia="ru-RU"/>
+        </w:rPr>
+        <w:t xml:space="preserve">, </w:t>
+      </w:r>
+      <w:r>
+        <w:rPr>
+          <w:sz w:val="20"/>
+          <w:szCs w:val="20"/>
+          <w:u w:val="single"/>
+          <w:lang w:eastAsia="ru-RU"/>
+        </w:rPr>
+        <w:t>Выдан ОТДЕЛЕНИЕМ В ВОСТОЧНОМ ОКРУГЕ Г. НОВОРОССИЙСКА ОТДЕЛА УФМС РОССИИ ПО КРАСНОДАРСКОМУ КРАЮ В Г. НОВОРОССИЙСКЕ</w:t>
+      </w:r>
+      <w:r>
+        <w:rPr>
+          <w:sz w:val="20"/>
+          <w:szCs w:val="20"/>
+          <w:u w:val="single"/>
+          <w:lang w:eastAsia="ru-RU"/>
         </w:rPr>
         <w:t xml:space="preserve"> </w:t>
       </w:r>
       <w:r>
         <w:rPr>
-          <w:sz w:val="18"/>
-          <w:szCs w:val="18"/>
-          <w:u w:val="single"/>
-        </w:rPr>
-        <w:t>КРАСНОДАРСКОМУ КРАЮ В ПРИМОРСКОМ ОКРУГЕ</w:t>
-      </w:r>
-      <w:r>
-        <w:rPr>
-          <w:sz w:val="20"/>
-          <w:szCs w:val="20"/>
-          <w:lang w:eastAsia="ru-RU"/>
-        </w:rPr>
-        <w:t>__</w:t>
-      </w:r>
-      <w:r>
-        <w:rPr>
-          <w:sz w:val="20"/>
-          <w:szCs w:val="20"/>
-          <w:lang w:eastAsia="ru-RU"/>
-        </w:rPr>
-        <w:t>_</w:t>
-      </w:r>
-      <w:r>
-        <w:rPr>
-          <w:sz w:val="20"/>
-          <w:szCs w:val="20"/>
-          <w:lang w:eastAsia="ru-RU"/>
-        </w:rPr>
-        <w:t>___</w:t>
-      </w:r>
-      <w:r>
-        <w:rPr>
-          <w:sz w:val="20"/>
-          <w:szCs w:val="20"/>
-          <w:lang w:eastAsia="ru-RU"/>
-        </w:rPr>
-        <w:t>_</w:t>
-      </w:r>
-    </w:p>
-    <w:p>
-      <w:pPr>
-        <w:ind w:firstLine="0"/>
-        <w:jc w:val="left"/>
-        <w:rPr>
-          <w:sz w:val="18"/>
-          <w:szCs w:val="18"/>
-          <w:u w:val="single"/>
-        </w:rPr>
-      </w:pPr>
-      <w:r>
-        <w:rPr>
-          <w:sz w:val="18"/>
-          <w:szCs w:val="18"/>
-          <w:u w:val="single"/>
-        </w:rPr>
-        <w:t>ГОР.НОВОРОССИЙСКА</w:t>
-      </w:r>
-      <w:r>
-        <w:rPr>
-          <w:sz w:val="18"/>
-          <w:szCs w:val="18"/>
-          <w:u w:val="single"/>
-        </w:rPr>
-        <w:t xml:space="preserve"> </w:t>
-      </w:r>
-      <w:r>
-        <w:rPr>
-          <w:sz w:val="18"/>
-          <w:szCs w:val="18"/>
-          <w:u w:val="single"/>
-        </w:rPr>
-        <w:t>от 08.11.2007</w:t>
-      </w:r>
-      <w:r>
-        <w:rPr>
-          <w:sz w:val="20"/>
-          <w:szCs w:val="20"/>
-          <w:lang w:eastAsia="ru-RU"/>
-        </w:rPr>
-        <w:t>____</w:t>
-      </w:r>
-      <w:r>
-        <w:rPr>
-          <w:sz w:val="20"/>
-          <w:szCs w:val="20"/>
-          <w:lang w:eastAsia="ru-RU"/>
-        </w:rPr>
-        <w:t>____________________________________________</w:t>
-      </w:r>
-      <w:r>
-        <w:rPr>
-          <w:sz w:val="20"/>
-          <w:szCs w:val="20"/>
-          <w:lang w:eastAsia="ru-RU"/>
-        </w:rPr>
-        <w:t>___</w:t>
-      </w:r>
-      <w:r>
-        <w:rPr>
-          <w:sz w:val="20"/>
-          <w:szCs w:val="20"/>
-          <w:lang w:eastAsia="ru-RU"/>
-        </w:rPr>
-        <w:t>_________________</w:t>
+          <w:sz w:val="20"/>
+          <w:szCs w:val="20"/>
+          <w:u w:val="single"/>
+          <w:lang w:eastAsia="ru-RU"/>
+        </w:rPr>
+        <w:t>от 14.09.</w:t>
+      </w:r>
+      <w:r>
+        <w:rPr>
+          <w:sz w:val="20"/>
+          <w:szCs w:val="20"/>
+          <w:u w:val="single"/>
+          <w:lang w:eastAsia="ru-RU"/>
+        </w:rPr>
+        <w:t>2016</w:t>
       </w:r>
     </w:p>
     <w:p>
